--- a/vid-73-terraform-state-command/state command.docx
+++ b/vid-73-terraform-state-command/state command.docx
@@ -1,6 +1,6 @@
 
 <file path=word/document.xml><?xml version="1.0" encoding="utf-8"?>
-<w:document xmlns:wpc="http://schemas.microsoft.com/office/word/2010/wordprocessingCanvas" xmlns:cx="http://schemas.microsoft.com/office/drawing/2014/chartex" xmlns:cx1="http://schemas.microsoft.com/office/drawing/2015/9/8/chartex" xmlns:cx2="http://schemas.microsoft.com/office/drawing/2015/10/21/chartex" xmlns:cx3="http://schemas.microsoft.com/office/drawing/2016/5/9/chartex" xmlns:cx4="http://schemas.microsoft.com/office/drawing/2016/5/10/chartex" xmlns:cx5="http://schemas.microsoft.com/office/drawing/2016/5/11/chartex" xmlns:cx6="http://schemas.microsoft.com/office/drawing/2016/5/12/chartex" xmlns:cx7="http://schemas.microsoft.com/office/drawing/2016/5/13/chartex" xmlns:cx8="http://schemas.microsoft.com/office/drawing/2016/5/14/chartex" xmlns:mc="http://schemas.openxmlformats.org/markup-compatibility/2006" xmlns:aink="http://schemas.microsoft.com/office/drawing/2016/ink" xmlns:am3d="http://schemas.microsoft.com/office/drawing/2017/model3d" xmlns:o="urn:schemas-microsoft-com:office:office" xmlns:r="http://schemas.openxmlformats.org/officeDocument/2006/relationships" xmlns:m="http://schemas.openxmlformats.org/officeDocument/2006/math" xmlns:v="urn:schemas-microsoft-com:vml" xmlns:wp14="http://schemas.microsoft.com/office/word/2010/wordprocessingDrawing" xmlns:wp="http://schemas.openxmlformats.org/drawingml/2006/wordprocessingDrawing" xmlns:w10="urn:schemas-microsoft-com:office:word" xmlns:w="http://schemas.openxmlformats.org/wordprocessingml/2006/main" xmlns:w14="http://schemas.microsoft.com/office/word/2010/wordml" xmlns:w15="http://schemas.microsoft.com/office/word/2012/wordml" xmlns:w16cex="http://schemas.microsoft.com/office/word/2018/wordml/cex" xmlns:w16cid="http://schemas.microsoft.com/office/word/2016/wordml/cid" xmlns:w16="http://schemas.microsoft.com/office/word/2018/wordml" xmlns:w16sdtdh="http://schemas.microsoft.com/office/word/2020/wordml/sdtdatahash" xmlns:w16se="http://schemas.microsoft.com/office/word/2015/wordml/symex" xmlns:wpg="http://schemas.microsoft.com/office/word/2010/wordprocessingGroup" xmlns:wpi="http://schemas.microsoft.com/office/word/2010/wordprocessingInk" xmlns:wne="http://schemas.microsoft.com/office/word/2006/wordml" xmlns:wps="http://schemas.microsoft.com/office/word/2010/wordprocessingShape" mc:Ignorable="w14 w15 w16se w16cid w16 w16cex w16sdtdh wp14">
+<w:document xmlns:wpc="http://schemas.microsoft.com/office/word/2010/wordprocessingCanvas" xmlns:cx="http://schemas.microsoft.com/office/drawing/2014/chartex" xmlns:cx1="http://schemas.microsoft.com/office/drawing/2015/9/8/chartex" xmlns:cx2="http://schemas.microsoft.com/office/drawing/2015/10/21/chartex" xmlns:cx3="http://schemas.microsoft.com/office/drawing/2016/5/9/chartex" xmlns:cx4="http://schemas.microsoft.com/office/drawing/2016/5/10/chartex" xmlns:cx5="http://schemas.microsoft.com/office/drawing/2016/5/11/chartex" xmlns:cx6="http://schemas.microsoft.com/office/drawing/2016/5/12/chartex" xmlns:cx7="http://schemas.microsoft.com/office/drawing/2016/5/13/chartex" xmlns:cx8="http://schemas.microsoft.com/office/drawing/2016/5/14/chartex" xmlns:mc="http://schemas.openxmlformats.org/markup-compatibility/2006" xmlns:aink="http://schemas.microsoft.com/office/drawing/2016/ink" xmlns:am3d="http://schemas.microsoft.com/office/drawing/2017/model3d" xmlns:o="urn:schemas-microsoft-com:office:office" xmlns:oel="http://schemas.microsoft.com/office/2019/extlst" xmlns:r="http://schemas.openxmlformats.org/officeDocument/2006/relationships" xmlns:m="http://schemas.openxmlformats.org/officeDocument/2006/math" xmlns:v="urn:schemas-microsoft-com:vml" xmlns:wp14="http://schemas.microsoft.com/office/word/2010/wordprocessingDrawing" xmlns:wp="http://schemas.openxmlformats.org/drawingml/2006/wordprocessingDrawing" xmlns:w10="urn:schemas-microsoft-com:office:word" xmlns:w="http://schemas.openxmlformats.org/wordprocessingml/2006/main" xmlns:w14="http://schemas.microsoft.com/office/word/2010/wordml" xmlns:w15="http://schemas.microsoft.com/office/word/2012/wordml" xmlns:w16cex="http://schemas.microsoft.com/office/word/2018/wordml/cex" xmlns:w16cid="http://schemas.microsoft.com/office/word/2016/wordml/cid" xmlns:w16="http://schemas.microsoft.com/office/word/2018/wordml" xmlns:w16du="http://schemas.microsoft.com/office/word/2023/wordml/word16du" xmlns:w16sdtdh="http://schemas.microsoft.com/office/word/2020/wordml/sdtdatahash" xmlns:w16se="http://schemas.microsoft.com/office/word/2015/wordml/symex" xmlns:wpg="http://schemas.microsoft.com/office/word/2010/wordprocessingGroup" xmlns:wpi="http://schemas.microsoft.com/office/word/2010/wordprocessingInk" xmlns:wne="http://schemas.microsoft.com/office/word/2006/wordml" xmlns:wps="http://schemas.microsoft.com/office/word/2010/wordprocessingShape" mc:Ignorable="w14 w15 w16se w16cid w16 w16cex w16sdtdh w16du wp14">
   <w:body>
     <w:p>
       <w:pPr>
@@ -89,13 +89,8 @@
     </w:p>
     <w:p>
       <w:r>
-        <w:t xml:space="preserve">terraform  state show </w:t>
-      </w:r>
-      <w:proofErr w:type="spellStart"/>
-      <w:r>
-        <w:t>data.aws_ami.amzlinux</w:t>
-      </w:r>
-      <w:proofErr w:type="spellEnd"/>
+        <w:t>terraform  state show data.aws_ami.amzlinux</w:t>
+      </w:r>
     </w:p>
     <w:p>
       <w:r>
@@ -105,6 +100,9 @@
     <w:p/>
     <w:p>
       <w:r>
+        <w:rPr>
+          <w:noProof/>
+        </w:rPr>
         <w:drawing>
           <wp:inline distT="0" distB="0" distL="0" distR="0" wp14:anchorId="1091DD51" wp14:editId="1997D3E8">
             <wp:extent cx="5943600" cy="831850"/>
@@ -151,17 +149,15 @@
       <w:r>
         <w:t xml:space="preserve">Then when you write terraform state show </w:t>
       </w:r>
-      <w:proofErr w:type="spellStart"/>
-      <w:r>
-        <w:t>aws_instance.web</w:t>
-      </w:r>
-      <w:proofErr w:type="spellEnd"/>
-      <w:r>
-        <w:t xml:space="preserve"> (or any resource name from the list within the state list) you will be able to see the plan/information of it</w:t>
-      </w:r>
-    </w:p>
-    <w:p>
-      <w:r>
+      <w:r>
+        <w:t>aws_instance.web (or any resource name from the list within the state list) you will be able to see the plan/information of it</w:t>
+      </w:r>
+    </w:p>
+    <w:p>
+      <w:r>
+        <w:rPr>
+          <w:noProof/>
+        </w:rPr>
         <w:drawing>
           <wp:inline distT="0" distB="0" distL="0" distR="0" wp14:anchorId="47117CB4" wp14:editId="3964BD7C">
             <wp:extent cx="5943600" cy="1988185"/>
@@ -327,33 +323,26 @@
     </w:p>
     <w:p>
       <w:r>
-        <w:t xml:space="preserve">terraform state mv </w:t>
-      </w:r>
-      <w:proofErr w:type="spellStart"/>
-      <w:r>
-        <w:t>aws_instance.</w:t>
+        <w:t>terraform state mv aws_instance.</w:t>
       </w:r>
       <w:r>
         <w:t>web</w:t>
       </w:r>
-      <w:proofErr w:type="spellEnd"/>
-      <w:r>
-        <w:t xml:space="preserve"> </w:t>
-      </w:r>
-      <w:proofErr w:type="spellStart"/>
-      <w:r>
-        <w:t>aws_instance.</w:t>
+      <w:r>
+        <w:t xml:space="preserve"> aws_instance.</w:t>
       </w:r>
       <w:r>
         <w:t>web</w:t>
       </w:r>
-      <w:proofErr w:type="spellEnd"/>
       <w:r>
         <w:t xml:space="preserve">-new </w:t>
       </w:r>
     </w:p>
     <w:p>
       <w:r>
+        <w:rPr>
+          <w:noProof/>
+        </w:rPr>
         <w:drawing>
           <wp:inline distT="0" distB="0" distL="0" distR="0" wp14:anchorId="6464AA45" wp14:editId="04E4F588">
             <wp:extent cx="2514951" cy="3200847"/>
@@ -394,16 +383,14 @@
     <w:p>
       <w:r>
         <w:lastRenderedPageBreak/>
-        <w:t>ls -</w:t>
-      </w:r>
-      <w:proofErr w:type="spellStart"/>
-      <w:r>
-        <w:t>lrta</w:t>
-      </w:r>
-      <w:proofErr w:type="spellEnd"/>
-    </w:p>
-    <w:p>
-      <w:r>
+        <w:t>ls -lrta</w:t>
+      </w:r>
+    </w:p>
+    <w:p>
+      <w:r>
+        <w:rPr>
+          <w:noProof/>
+        </w:rPr>
         <w:drawing>
           <wp:inline distT="0" distB="0" distL="0" distR="0" wp14:anchorId="01ED1EC9" wp14:editId="498BC18D">
             <wp:extent cx="5943600" cy="2072640"/>
@@ -448,6 +435,9 @@
     </w:p>
     <w:p>
       <w:r>
+        <w:rPr>
+          <w:noProof/>
+        </w:rPr>
         <w:drawing>
           <wp:inline distT="0" distB="0" distL="0" distR="0" wp14:anchorId="0EDBC16B" wp14:editId="1F97E902">
             <wp:extent cx="4877481" cy="2353003"/>
@@ -503,15 +493,7 @@
     </w:p>
     <w:p>
       <w:r>
-        <w:t xml:space="preserve">1) It should create a backup file of </w:t>
-      </w:r>
-      <w:proofErr w:type="spellStart"/>
-      <w:r>
-        <w:t>terraform.tfstate</w:t>
-      </w:r>
-      <w:proofErr w:type="spellEnd"/>
-      <w:r>
-        <w:t xml:space="preserve"> as something like this "terraform.tfstate.1611929587.backup"</w:t>
+        <w:t>1) It should create a backup file of terraform.tfstate as something like this "terraform.tfstate.1611929587.backup"</w:t>
       </w:r>
     </w:p>
     <w:p>
@@ -521,27 +503,17 @@
       <w:r>
         <w:t xml:space="preserve"> </w:t>
       </w:r>
-      <w:proofErr w:type="spellStart"/>
-      <w:r>
-        <w:t>aws_instance.web</w:t>
-      </w:r>
-      <w:proofErr w:type="spellEnd"/>
+      <w:r>
+        <w:t xml:space="preserve">aws_instance.web </w:t>
+      </w:r>
+      <w:r>
+        <w:t>" in state file to "</w:t>
+      </w:r>
       <w:r>
         <w:t xml:space="preserve"> </w:t>
       </w:r>
       <w:r>
-        <w:t>" in state file to "</w:t>
-      </w:r>
-      <w:r>
-        <w:t xml:space="preserve"> </w:t>
-      </w:r>
-      <w:proofErr w:type="spellStart"/>
-      <w:r>
-        <w:t>aws_instance.web</w:t>
-      </w:r>
-      <w:proofErr w:type="spellEnd"/>
-      <w:r>
-        <w:t xml:space="preserve"> </w:t>
+        <w:t xml:space="preserve">aws_instance.web </w:t>
       </w:r>
       <w:r>
         <w:t xml:space="preserve">-new". </w:t>
@@ -634,36 +606,39 @@
     </w:p>
     <w:p>
       <w:r>
-        <w:t>Update "c3-ec2-instance.tf"</w:t>
-      </w:r>
-    </w:p>
-    <w:p>
-      <w:r>
-        <w:t>Before: resource "</w:t>
-      </w:r>
-      <w:proofErr w:type="spellStart"/>
-      <w:r>
-        <w:t>aws_instance</w:t>
-      </w:r>
-      <w:proofErr w:type="spellEnd"/>
-      <w:r>
-        <w:t>" "my-ec2-vm" {</w:t>
-      </w:r>
-    </w:p>
-    <w:p>
-      <w:r>
-        <w:t>After: resource "</w:t>
-      </w:r>
-      <w:proofErr w:type="spellStart"/>
-      <w:r>
-        <w:t>aws_instance</w:t>
-      </w:r>
-      <w:proofErr w:type="spellEnd"/>
-      <w:r>
-        <w:t xml:space="preserve">" "my-ec2-vm-new" {  </w:t>
-      </w:r>
-    </w:p>
-    <w:p/>
+        <w:t>Update "ec2-instance.tf"</w:t>
+      </w:r>
+    </w:p>
+    <w:p>
+      <w:r>
+        <w:t>Before: resource "aws_instance" "</w:t>
+      </w:r>
+      <w:r>
+        <w:t xml:space="preserve"> </w:t>
+      </w:r>
+      <w:r>
+        <w:t>web</w:t>
+      </w:r>
+      <w:r>
+        <w:t>" {</w:t>
+      </w:r>
+    </w:p>
+    <w:p>
+      <w:r>
+        <w:t>After: resource "aws_instance" "</w:t>
+      </w:r>
+      <w:r>
+        <w:t>web</w:t>
+      </w:r>
+      <w:r>
+        <w:t xml:space="preserve">-new" {  </w:t>
+      </w:r>
+    </w:p>
+    <w:p>
+      <w:r>
+        <w:t>(I didn’t add output file)</w:t>
+      </w:r>
+    </w:p>
     <w:p>
       <w:r>
         <w:t>Update all references of this resources in your terraform manifests</w:t>
@@ -740,6 +715,9 @@
     </w:p>
     <w:p>
       <w:r>
+        <w:rPr>
+          <w:noProof/>
+        </w:rPr>
         <w:drawing>
           <wp:inline distT="0" distB="0" distL="0" distR="0" wp14:anchorId="50E5E48C" wp14:editId="1E7DAEEB">
             <wp:extent cx="4991797" cy="2105319"/>
@@ -793,7 +771,7 @@
 </file>
 
 <file path=word/numbering.xml><?xml version="1.0" encoding="utf-8"?>
-<w:numbering xmlns:wpc="http://schemas.microsoft.com/office/word/2010/wordprocessingCanvas" xmlns:cx="http://schemas.microsoft.com/office/drawing/2014/chartex" xmlns:cx1="http://schemas.microsoft.com/office/drawing/2015/9/8/chartex" xmlns:cx2="http://schemas.microsoft.com/office/drawing/2015/10/21/chartex" xmlns:cx3="http://schemas.microsoft.com/office/drawing/2016/5/9/chartex" xmlns:cx4="http://schemas.microsoft.com/office/drawing/2016/5/10/chartex" xmlns:cx5="http://schemas.microsoft.com/office/drawing/2016/5/11/chartex" xmlns:cx6="http://schemas.microsoft.com/office/drawing/2016/5/12/chartex" xmlns:cx7="http://schemas.microsoft.com/office/drawing/2016/5/13/chartex" xmlns:cx8="http://schemas.microsoft.com/office/drawing/2016/5/14/chartex" xmlns:mc="http://schemas.openxmlformats.org/markup-compatibility/2006" xmlns:aink="http://schemas.microsoft.com/office/drawing/2016/ink" xmlns:am3d="http://schemas.microsoft.com/office/drawing/2017/model3d" xmlns:o="urn:schemas-microsoft-com:office:office" xmlns:r="http://schemas.openxmlformats.org/officeDocument/2006/relationships" xmlns:m="http://schemas.openxmlformats.org/officeDocument/2006/math" xmlns:v="urn:schemas-microsoft-com:vml" xmlns:wp14="http://schemas.microsoft.com/office/word/2010/wordprocessingDrawing" xmlns:wp="http://schemas.openxmlformats.org/drawingml/2006/wordprocessingDrawing" xmlns:w10="urn:schemas-microsoft-com:office:word" xmlns:w="http://schemas.openxmlformats.org/wordprocessingml/2006/main" xmlns:w14="http://schemas.microsoft.com/office/word/2010/wordml" xmlns:w15="http://schemas.microsoft.com/office/word/2012/wordml" xmlns:w16cex="http://schemas.microsoft.com/office/word/2018/wordml/cex" xmlns:w16cid="http://schemas.microsoft.com/office/word/2016/wordml/cid" xmlns:w16="http://schemas.microsoft.com/office/word/2018/wordml" xmlns:w16sdtdh="http://schemas.microsoft.com/office/word/2020/wordml/sdtdatahash" xmlns:w16se="http://schemas.microsoft.com/office/word/2015/wordml/symex" xmlns:wpg="http://schemas.microsoft.com/office/word/2010/wordprocessingGroup" xmlns:wpi="http://schemas.microsoft.com/office/word/2010/wordprocessingInk" xmlns:wne="http://schemas.microsoft.com/office/word/2006/wordml" xmlns:wps="http://schemas.microsoft.com/office/word/2010/wordprocessingShape" mc:Ignorable="w14 w15 w16se w16cid w16 w16cex w16sdtdh wp14">
+<w:numbering xmlns:wpc="http://schemas.microsoft.com/office/word/2010/wordprocessingCanvas" xmlns:cx="http://schemas.microsoft.com/office/drawing/2014/chartex" xmlns:cx1="http://schemas.microsoft.com/office/drawing/2015/9/8/chartex" xmlns:cx2="http://schemas.microsoft.com/office/drawing/2015/10/21/chartex" xmlns:cx3="http://schemas.microsoft.com/office/drawing/2016/5/9/chartex" xmlns:cx4="http://schemas.microsoft.com/office/drawing/2016/5/10/chartex" xmlns:cx5="http://schemas.microsoft.com/office/drawing/2016/5/11/chartex" xmlns:cx6="http://schemas.microsoft.com/office/drawing/2016/5/12/chartex" xmlns:cx7="http://schemas.microsoft.com/office/drawing/2016/5/13/chartex" xmlns:cx8="http://schemas.microsoft.com/office/drawing/2016/5/14/chartex" xmlns:mc="http://schemas.openxmlformats.org/markup-compatibility/2006" xmlns:aink="http://schemas.microsoft.com/office/drawing/2016/ink" xmlns:am3d="http://schemas.microsoft.com/office/drawing/2017/model3d" xmlns:o="urn:schemas-microsoft-com:office:office" xmlns:oel="http://schemas.microsoft.com/office/2019/extlst" xmlns:r="http://schemas.openxmlformats.org/officeDocument/2006/relationships" xmlns:m="http://schemas.openxmlformats.org/officeDocument/2006/math" xmlns:v="urn:schemas-microsoft-com:vml" xmlns:wp14="http://schemas.microsoft.com/office/word/2010/wordprocessingDrawing" xmlns:wp="http://schemas.openxmlformats.org/drawingml/2006/wordprocessingDrawing" xmlns:w10="urn:schemas-microsoft-com:office:word" xmlns:w="http://schemas.openxmlformats.org/wordprocessingml/2006/main" xmlns:w14="http://schemas.microsoft.com/office/word/2010/wordml" xmlns:w15="http://schemas.microsoft.com/office/word/2012/wordml" xmlns:w16cex="http://schemas.microsoft.com/office/word/2018/wordml/cex" xmlns:w16cid="http://schemas.microsoft.com/office/word/2016/wordml/cid" xmlns:w16="http://schemas.microsoft.com/office/word/2018/wordml" xmlns:w16du="http://schemas.microsoft.com/office/word/2023/wordml/word16du" xmlns:w16sdtdh="http://schemas.microsoft.com/office/word/2020/wordml/sdtdatahash" xmlns:w16se="http://schemas.microsoft.com/office/word/2015/wordml/symex" xmlns:wpg="http://schemas.microsoft.com/office/word/2010/wordprocessingGroup" xmlns:wpi="http://schemas.microsoft.com/office/word/2010/wordprocessingInk" xmlns:wne="http://schemas.microsoft.com/office/word/2006/wordml" xmlns:wps="http://schemas.microsoft.com/office/word/2010/wordprocessingShape" mc:Ignorable="w14 w15 w16se w16cid w16 w16cex w16sdtdh w16du wp14">
   <w:abstractNum w:abstractNumId="0" w15:restartNumberingAfterBreak="0">
     <w:nsid w:val="0C7517A3"/>
     <w:multiLevelType w:val="multilevel"/>
@@ -1092,17 +1070,17 @@
       </w:rPr>
     </w:lvl>
   </w:abstractNum>
-  <w:num w:numId="1">
+  <w:num w:numId="1" w16cid:durableId="553931292">
     <w:abstractNumId w:val="1"/>
   </w:num>
-  <w:num w:numId="2">
+  <w:num w:numId="2" w16cid:durableId="1125537928">
     <w:abstractNumId w:val="0"/>
   </w:num>
 </w:numbering>
 </file>
 
 <file path=word/styles.xml><?xml version="1.0" encoding="utf-8"?>
-<w:styles xmlns:mc="http://schemas.openxmlformats.org/markup-compatibility/2006" xmlns:r="http://schemas.openxmlformats.org/officeDocument/2006/relationships" xmlns:w="http://schemas.openxmlformats.org/wordprocessingml/2006/main" xmlns:w14="http://schemas.microsoft.com/office/word/2010/wordml" xmlns:w15="http://schemas.microsoft.com/office/word/2012/wordml" xmlns:w16cex="http://schemas.microsoft.com/office/word/2018/wordml/cex" xmlns:w16cid="http://schemas.microsoft.com/office/word/2016/wordml/cid" xmlns:w16="http://schemas.microsoft.com/office/word/2018/wordml" xmlns:w16sdtdh="http://schemas.microsoft.com/office/word/2020/wordml/sdtdatahash" xmlns:w16se="http://schemas.microsoft.com/office/word/2015/wordml/symex" mc:Ignorable="w14 w15 w16se w16cid w16 w16cex w16sdtdh">
+<w:styles xmlns:mc="http://schemas.openxmlformats.org/markup-compatibility/2006" xmlns:r="http://schemas.openxmlformats.org/officeDocument/2006/relationships" xmlns:w="http://schemas.openxmlformats.org/wordprocessingml/2006/main" xmlns:w14="http://schemas.microsoft.com/office/word/2010/wordml" xmlns:w15="http://schemas.microsoft.com/office/word/2012/wordml" xmlns:w16cex="http://schemas.microsoft.com/office/word/2018/wordml/cex" xmlns:w16cid="http://schemas.microsoft.com/office/word/2016/wordml/cid" xmlns:w16="http://schemas.microsoft.com/office/word/2018/wordml" xmlns:w16du="http://schemas.microsoft.com/office/word/2023/wordml/word16du" xmlns:w16sdtdh="http://schemas.microsoft.com/office/word/2020/wordml/sdtdatahash" xmlns:w16se="http://schemas.microsoft.com/office/word/2015/wordml/symex" mc:Ignorable="w14 w15 w16se w16cid w16 w16cex w16sdtdh w16du">
   <w:docDefaults>
     <w:rPrDefault>
       <w:rPr>
@@ -1503,6 +1481,7 @@
   <w:style w:type="character" w:default="1" w:styleId="DefaultParagraphFont">
     <w:name w:val="Default Paragraph Font"/>
     <w:uiPriority w:val="1"/>
+    <w:semiHidden/>
     <w:unhideWhenUsed/>
   </w:style>
   <w:style w:type="table" w:default="1" w:styleId="TableNormal">
